--- a/_site/operating-system/2021-10-21-scrcpy/index.docx
+++ b/_site/operating-system/2021-10-21-scrcpy/index.docx
@@ -44,7 +44,7 @@
         <w:t xml:space="preserve"> </w:t>
       </w:r>
     </w:p>
-    <w:bookmarkStart w:id="20" w:name="title"/>
+    <w:bookmarkStart w:id="22" w:name="title"/>
     <w:p>
       <w:pPr>
         <w:pStyle w:val="Heading1"/>
@@ -93,8 +93,8 @@
         <w:t xml:space="preserve"> </w:t>
       </w:r>
     </w:p>
-    <w:bookmarkEnd w:id="20"/>
-    <w:bookmarkStart w:id="24" w:name="author-note"/>
+    <w:bookmarkEnd w:id="22"/>
+    <w:bookmarkStart w:id="26" w:name="author-note"/>
     <w:p>
       <w:pPr>
         <w:pStyle w:val="Heading1"/>
@@ -113,15 +113,15 @@
       <w:r>
         <w:t xml:space="preserve"> </w:t>
       </w:r>
-      <w:bookmarkStart w:id="21" w:name="orchid"/>
+      <w:bookmarkStart w:id="23" w:name="orchid"/>
       <w:r>
         <w:t xml:space="preserve">Orcid ID Logo: A green circle with white letters ID</w:t>
       </w:r>
-      <w:bookmarkEnd w:id="21"/>
-      <w:r>
-        <w:t xml:space="preserve"> </w:t>
-      </w:r>
-      <w:hyperlink r:id="rId22">
+      <w:bookmarkEnd w:id="23"/>
+      <w:r>
+        <w:t xml:space="preserve"> </w:t>
+      </w:r>
+      <w:hyperlink r:id="rId24">
         <w:r>
           <w:rPr>
             <w:rStyle w:val="Hyperlink"/>
@@ -173,7 +173,7 @@
       <w:r>
         <w:t xml:space="preserve"> </w:t>
       </w:r>
-      <w:hyperlink r:id="rId23">
+      <w:hyperlink r:id="rId25">
         <w:r>
           <w:rPr>
             <w:rStyle w:val="Hyperlink"/>
@@ -187,8 +187,8 @@
         <w:br w:type="page"/>
       </w:r>
     </w:p>
-    <w:bookmarkEnd w:id="24"/>
-    <w:bookmarkStart w:id="25" w:name="abstract"/>
+    <w:bookmarkEnd w:id="26"/>
+    <w:bookmarkStart w:id="27" w:name="abstract"/>
     <w:p>
       <w:pPr>
         <w:pStyle w:val="Heading1"/>
@@ -225,8 +225,8 @@
         <w:br w:type="page"/>
       </w:r>
     </w:p>
-    <w:bookmarkEnd w:id="25"/>
-    <w:bookmarkStart w:id="26" w:name="firstheader"/>
+    <w:bookmarkEnd w:id="27"/>
+    <w:bookmarkStart w:id="28" w:name="firstheader"/>
     <w:p>
       <w:pPr>
         <w:pStyle w:val="Heading1"/>
@@ -235,8 +235,8 @@
         <w:t xml:space="preserve">Scrcpy</w:t>
       </w:r>
     </w:p>
-    <w:bookmarkEnd w:id="26"/>
-    <w:bookmarkStart w:id="30" w:name="scrcpy"/>
+    <w:bookmarkEnd w:id="28"/>
+    <w:bookmarkStart w:id="32" w:name="scrcpy"/>
     <w:p>
       <w:pPr>
         <w:pStyle w:val="Heading1"/>
@@ -245,7 +245,7 @@
         <w:t xml:space="preserve">1. Scrcpy</w:t>
       </w:r>
     </w:p>
-    <w:bookmarkStart w:id="27" w:name="qué-es-scrcpy"/>
+    <w:bookmarkStart w:id="29" w:name="qué-es-scrcpy"/>
     <w:p>
       <w:pPr>
         <w:pStyle w:val="Heading2"/>
@@ -378,8 +378,8 @@
         <w:t xml:space="preserve">“screen copy”</w:t>
       </w:r>
     </w:p>
-    <w:bookmarkEnd w:id="27"/>
-    <w:bookmarkStart w:id="28" w:name="filosofía-de-diseño"/>
+    <w:bookmarkEnd w:id="29"/>
+    <w:bookmarkStart w:id="30" w:name="filosofía-de-diseño"/>
     <w:p>
       <w:pPr>
         <w:pStyle w:val="Heading2"/>
@@ -550,8 +550,8 @@
         <w:t xml:space="preserve">Software libre y de código abierto</w:t>
       </w:r>
     </w:p>
-    <w:bookmarkEnd w:id="28"/>
-    <w:bookmarkStart w:id="29" w:name="ventajas-sobre-otras-soluciones"/>
+    <w:bookmarkEnd w:id="30"/>
+    <w:bookmarkStart w:id="31" w:name="ventajas-sobre-otras-soluciones"/>
     <w:p>
       <w:pPr>
         <w:pStyle w:val="Heading2"/>
@@ -1033,9 +1033,9 @@
         </w:tc>
       </w:tr>
     </w:tbl>
-    <w:bookmarkEnd w:id="29"/>
-    <w:bookmarkEnd w:id="30"/>
-    <w:bookmarkStart w:id="33" w:name="características-principales"/>
+    <w:bookmarkEnd w:id="31"/>
+    <w:bookmarkEnd w:id="32"/>
+    <w:bookmarkStart w:id="35" w:name="características-principales"/>
     <w:p>
       <w:pPr>
         <w:pStyle w:val="Heading1"/>
@@ -1044,7 +1044,7 @@
         <w:t xml:space="preserve">2. Características Principales</w:t>
       </w:r>
     </w:p>
-    <w:bookmarkStart w:id="31" w:name="funcionalidades-disponibles"/>
+    <w:bookmarkStart w:id="33" w:name="funcionalidades-disponibles"/>
     <w:p>
       <w:pPr>
         <w:pStyle w:val="Heading2"/>
@@ -1311,8 +1311,8 @@
         <w:t xml:space="preserve">(control sin depuración USB)</w:t>
       </w:r>
     </w:p>
-    <w:bookmarkEnd w:id="31"/>
-    <w:bookmarkStart w:id="32" w:name="casos-de-uso-ideales"/>
+    <w:bookmarkEnd w:id="33"/>
+    <w:bookmarkStart w:id="34" w:name="casos-de-uso-ideales"/>
     <w:p>
       <w:pPr>
         <w:pStyle w:val="Heading2"/>
@@ -1537,9 +1537,9 @@
         <w:t xml:space="preserve">Demostraciones en vivo</w:t>
       </w:r>
     </w:p>
-    <w:bookmarkEnd w:id="32"/>
-    <w:bookmarkEnd w:id="33"/>
-    <w:bookmarkStart w:id="36" w:name="requisitos-previos"/>
+    <w:bookmarkEnd w:id="34"/>
+    <w:bookmarkEnd w:id="35"/>
+    <w:bookmarkStart w:id="38" w:name="requisitos-previos"/>
     <w:p>
       <w:pPr>
         <w:pStyle w:val="Heading1"/>
@@ -1548,7 +1548,7 @@
         <w:t xml:space="preserve">3. Requisitos Previos</w:t>
       </w:r>
     </w:p>
-    <w:bookmarkStart w:id="34" w:name="en-el-dispositivo-android"/>
+    <w:bookmarkStart w:id="36" w:name="en-el-dispositivo-android"/>
     <w:p>
       <w:pPr>
         <w:pStyle w:val="Heading2"/>
@@ -1826,8 +1826,8 @@
         <w:t xml:space="preserve"> devices</w:t>
       </w:r>
     </w:p>
-    <w:bookmarkEnd w:id="34"/>
-    <w:bookmarkStart w:id="35" w:name="en-arch-linux"/>
+    <w:bookmarkEnd w:id="36"/>
+    <w:bookmarkStart w:id="37" w:name="en-arch-linux"/>
     <w:p>
       <w:pPr>
         <w:pStyle w:val="Heading2"/>
@@ -1934,9 +1934,9 @@
         </w:pict>
       </w:r>
     </w:p>
-    <w:bookmarkEnd w:id="35"/>
-    <w:bookmarkEnd w:id="36"/>
-    <w:bookmarkStart w:id="40" w:name="instalación-en-arch-linux"/>
+    <w:bookmarkEnd w:id="37"/>
+    <w:bookmarkEnd w:id="38"/>
+    <w:bookmarkStart w:id="42" w:name="instalación-en-arch-linux"/>
     <w:p>
       <w:pPr>
         <w:pStyle w:val="Heading1"/>
@@ -1945,7 +1945,7 @@
         <w:t xml:space="preserve">4. Instalación en Arch Linux</w:t>
       </w:r>
     </w:p>
-    <w:bookmarkStart w:id="37" w:name="Xab487cad4aea6beb0af153f88ce52fe566062ff"/>
+    <w:bookmarkStart w:id="39" w:name="Xab487cad4aea6beb0af153f88ce52fe566062ff"/>
     <w:p>
       <w:pPr>
         <w:pStyle w:val="Heading2"/>
@@ -2036,8 +2036,8 @@
         <w:t xml:space="preserve"># Debe mostrar: scrcpy 3.3.4 o superior</w:t>
       </w:r>
     </w:p>
-    <w:bookmarkEnd w:id="37"/>
-    <w:bookmarkStart w:id="38" w:name="X9583efb74917c4ae189c802369e42a26cead1cd"/>
+    <w:bookmarkEnd w:id="39"/>
+    <w:bookmarkStart w:id="40" w:name="X9583efb74917c4ae189c802369e42a26cead1cd"/>
     <w:p>
       <w:pPr>
         <w:pStyle w:val="Heading2"/>
@@ -2123,8 +2123,8 @@
         <w:t xml:space="preserve"> scrcpy-git</w:t>
       </w:r>
     </w:p>
-    <w:bookmarkEnd w:id="38"/>
-    <w:bookmarkStart w:id="39" w:name="método-3-compilación-desde-código-fuente"/>
+    <w:bookmarkEnd w:id="40"/>
+    <w:bookmarkStart w:id="41" w:name="método-3-compilación-desde-código-fuente"/>
     <w:p>
       <w:pPr>
         <w:pStyle w:val="Heading2"/>
@@ -2423,9 +2423,9 @@
         <w:t xml:space="preserve">--version</w:t>
       </w:r>
     </w:p>
-    <w:bookmarkEnd w:id="39"/>
-    <w:bookmarkEnd w:id="40"/>
-    <w:bookmarkStart w:id="45" w:name="configuración-inicial"/>
+    <w:bookmarkEnd w:id="41"/>
+    <w:bookmarkEnd w:id="42"/>
+    <w:bookmarkStart w:id="47" w:name="configuración-inicial"/>
     <w:p>
       <w:pPr>
         <w:pStyle w:val="Heading1"/>
@@ -2434,7 +2434,7 @@
         <w:t xml:space="preserve">5. Configuración Inicial</w:t>
       </w:r>
     </w:p>
-    <w:bookmarkStart w:id="41" w:name="configurar-adb"/>
+    <w:bookmarkStart w:id="43" w:name="configurar-adb"/>
     <w:p>
       <w:pPr>
         <w:pStyle w:val="Heading2"/>
@@ -2571,8 +2571,8 @@
         <w:t xml:space="preserve"># 0123456789ABCDEF    device</w:t>
       </w:r>
     </w:p>
-    <w:bookmarkEnd w:id="41"/>
-    <w:bookmarkStart w:id="42" w:name="configurar-permisos-de-usuario"/>
+    <w:bookmarkEnd w:id="43"/>
+    <w:bookmarkStart w:id="44" w:name="configurar-permisos-de-usuario"/>
     <w:p>
       <w:pPr>
         <w:pStyle w:val="Heading2"/>
@@ -2746,8 +2746,8 @@
         <w:t xml:space="preserve"> adbusers</w:t>
       </w:r>
     </w:p>
-    <w:bookmarkEnd w:id="42"/>
-    <w:bookmarkStart w:id="43" w:name="configurar-reglas-udev"/>
+    <w:bookmarkEnd w:id="44"/>
+    <w:bookmarkStart w:id="45" w:name="configurar-reglas-udev"/>
     <w:p>
       <w:pPr>
         <w:pStyle w:val="Heading2"/>
@@ -2948,8 +2948,8 @@
         <w:t xml:space="preserve"> udevadm trigger</w:t>
       </w:r>
     </w:p>
-    <w:bookmarkEnd w:id="43"/>
-    <w:bookmarkStart w:id="44" w:name="primera-conexión"/>
+    <w:bookmarkEnd w:id="45"/>
+    <w:bookmarkStart w:id="46" w:name="primera-conexión"/>
     <w:p>
       <w:pPr>
         <w:pStyle w:val="Heading2"/>
@@ -3038,9 +3038,9 @@
         <w:t xml:space="preserve">Debe aparecer la pantalla del dispositivo en una ventana.</w:t>
       </w:r>
     </w:p>
-    <w:bookmarkEnd w:id="44"/>
-    <w:bookmarkEnd w:id="45"/>
-    <w:bookmarkStart w:id="49" w:name="uso-básico"/>
+    <w:bookmarkEnd w:id="46"/>
+    <w:bookmarkEnd w:id="47"/>
+    <w:bookmarkStart w:id="51" w:name="uso-básico"/>
     <w:p>
       <w:pPr>
         <w:pStyle w:val="Heading1"/>
@@ -3049,7 +3049,7 @@
         <w:t xml:space="preserve">6. Uso Básico</w:t>
       </w:r>
     </w:p>
-    <w:bookmarkStart w:id="46" w:name="comando-básico"/>
+    <w:bookmarkStart w:id="48" w:name="comando-básico"/>
     <w:p>
       <w:pPr>
         <w:pStyle w:val="Heading2"/>
@@ -3144,8 +3144,8 @@
         <w:t xml:space="preserve">Habilita el control con teclado y mouse</w:t>
       </w:r>
     </w:p>
-    <w:bookmarkEnd w:id="46"/>
-    <w:bookmarkStart w:id="47" w:name="opciones-más-comunes"/>
+    <w:bookmarkEnd w:id="48"/>
+    <w:bookmarkStart w:id="49" w:name="opciones-más-comunes"/>
     <w:p>
       <w:pPr>
         <w:pStyle w:val="Heading2"/>
@@ -3441,8 +3441,8 @@
         <w:t xml:space="preserve">-S</w:t>
       </w:r>
     </w:p>
-    <w:bookmarkEnd w:id="47"/>
-    <w:bookmarkStart w:id="48" w:name="ejemplos-de-uso-rápido"/>
+    <w:bookmarkEnd w:id="49"/>
+    <w:bookmarkStart w:id="50" w:name="ejemplos-de-uso-rápido"/>
     <w:p>
       <w:pPr>
         <w:pStyle w:val="Heading2"/>
@@ -3726,9 +3726,9 @@
         <w:t xml:space="preserve">--no-audio</w:t>
       </w:r>
     </w:p>
-    <w:bookmarkEnd w:id="48"/>
-    <w:bookmarkEnd w:id="49"/>
-    <w:bookmarkStart w:id="55" w:name="conexión-del-dispositivo"/>
+    <w:bookmarkEnd w:id="50"/>
+    <w:bookmarkEnd w:id="51"/>
+    <w:bookmarkStart w:id="57" w:name="conexión-del-dispositivo"/>
     <w:p>
       <w:pPr>
         <w:pStyle w:val="Heading1"/>
@@ -3737,7 +3737,7 @@
         <w:t xml:space="preserve">7. Conexión del Dispositivo</w:t>
       </w:r>
     </w:p>
-    <w:bookmarkStart w:id="50" w:name="selección-de-dispositivo"/>
+    <w:bookmarkStart w:id="52" w:name="selección-de-dispositivo"/>
     <w:p>
       <w:pPr>
         <w:pStyle w:val="Heading2"/>
@@ -4029,8 +4029,8 @@
         <w:t xml:space="preserve"># versión corta</w:t>
       </w:r>
     </w:p>
-    <w:bookmarkEnd w:id="50"/>
-    <w:bookmarkStart w:id="53" w:name="conexión-tcpip-inalámbrica"/>
+    <w:bookmarkEnd w:id="52"/>
+    <w:bookmarkStart w:id="55" w:name="conexión-tcpip-inalámbrica"/>
     <w:p>
       <w:pPr>
         <w:pStyle w:val="Heading2"/>
@@ -4039,7 +4039,7 @@
         <w:t xml:space="preserve">7.2 Conexión TCP/IP (Inalámbrica)</w:t>
       </w:r>
     </w:p>
-    <w:bookmarkStart w:id="51" w:name="método-1-automático"/>
+    <w:bookmarkStart w:id="53" w:name="método-1-automático"/>
     <w:p>
       <w:pPr>
         <w:pStyle w:val="Heading3"/>
@@ -4205,8 +4205,8 @@
         <w:t xml:space="preserve"># especificar puerto</w:t>
       </w:r>
     </w:p>
-    <w:bookmarkEnd w:id="51"/>
-    <w:bookmarkStart w:id="52" w:name="método-2-manual"/>
+    <w:bookmarkEnd w:id="53"/>
+    <w:bookmarkStart w:id="54" w:name="método-2-manual"/>
     <w:p>
       <w:pPr>
         <w:pStyle w:val="Heading3"/>
@@ -4418,121 +4418,121 @@
         <w:t xml:space="preserve">Desde Android 11 hay una opción de depuración inalámbrica en Opciones de Desarrollador.</w:t>
       </w:r>
     </w:p>
-    <w:bookmarkEnd w:id="52"/>
-    <w:bookmarkEnd w:id="53"/>
-    <w:bookmarkStart w:id="54" w:name="variable-de-entorno"/>
-    <w:p>
-      <w:pPr>
-        <w:pStyle w:val="Heading2"/>
-      </w:pPr>
-      <w:r>
-        <w:t xml:space="preserve">7.3 Variable de Entorno</w:t>
-      </w:r>
-    </w:p>
-    <w:p>
-      <w:pPr>
-        <w:pStyle w:val="SourceCode"/>
-      </w:pPr>
-      <w:r>
-        <w:rPr>
-          <w:rStyle w:val="CommentTok"/>
-        </w:rPr>
-        <w:t xml:space="preserve"># En Fish</w:t>
-      </w:r>
-      <w:r>
-        <w:br/>
-      </w:r>
-      <w:r>
-        <w:rPr>
-          <w:rStyle w:val="BuiltInTok"/>
-        </w:rPr>
-        <w:t xml:space="preserve">set</w:t>
-      </w:r>
-      <w:r>
-        <w:rPr>
-          <w:rStyle w:val="NormalTok"/>
-        </w:rPr>
-        <w:t xml:space="preserve"> </w:t>
-      </w:r>
-      <w:r>
-        <w:rPr>
-          <w:rStyle w:val="AttributeTok"/>
-        </w:rPr>
-        <w:t xml:space="preserve">-gx</w:t>
-      </w:r>
-      <w:r>
-        <w:rPr>
-          <w:rStyle w:val="NormalTok"/>
-        </w:rPr>
-        <w:t xml:space="preserve"> ANDROID_SERIAL 0123456789ABCDEF</w:t>
-      </w:r>
-      <w:r>
-        <w:br/>
-      </w:r>
-      <w:r>
-        <w:rPr>
-          <w:rStyle w:val="ExtensionTok"/>
-        </w:rPr>
-        <w:t xml:space="preserve">scrcpy</w:t>
-      </w:r>
-      <w:r>
-        <w:br/>
-      </w:r>
-      <w:r>
-        <w:br/>
-      </w:r>
-      <w:r>
-        <w:rPr>
-          <w:rStyle w:val="CommentTok"/>
-        </w:rPr>
-        <w:t xml:space="preserve"># En Bash/Zsh</w:t>
-      </w:r>
-      <w:r>
-        <w:br/>
-      </w:r>
-      <w:r>
-        <w:rPr>
-          <w:rStyle w:val="BuiltInTok"/>
-        </w:rPr>
-        <w:t xml:space="preserve">export</w:t>
-      </w:r>
-      <w:r>
-        <w:rPr>
-          <w:rStyle w:val="NormalTok"/>
-        </w:rPr>
-        <w:t xml:space="preserve"> </w:t>
-      </w:r>
-      <w:r>
-        <w:rPr>
-          <w:rStyle w:val="VariableTok"/>
-        </w:rPr>
-        <w:t xml:space="preserve">ANDROID_SERIAL</w:t>
-      </w:r>
-      <w:r>
-        <w:rPr>
-          <w:rStyle w:val="OperatorTok"/>
-        </w:rPr>
-        <w:t xml:space="preserve">=</w:t>
-      </w:r>
-      <w:r>
-        <w:rPr>
-          <w:rStyle w:val="NormalTok"/>
-        </w:rPr>
-        <w:t xml:space="preserve">0123456789ABCDEF</w:t>
-      </w:r>
-      <w:r>
-        <w:br/>
-      </w:r>
-      <w:r>
-        <w:rPr>
-          <w:rStyle w:val="ExtensionTok"/>
-        </w:rPr>
-        <w:t xml:space="preserve">scrcpy</w:t>
-      </w:r>
-    </w:p>
     <w:bookmarkEnd w:id="54"/>
     <w:bookmarkEnd w:id="55"/>
-    <w:bookmarkStart w:id="66" w:name="control-de-video"/>
+    <w:bookmarkStart w:id="56" w:name="variable-de-entorno"/>
+    <w:p>
+      <w:pPr>
+        <w:pStyle w:val="Heading2"/>
+      </w:pPr>
+      <w:r>
+        <w:t xml:space="preserve">7.3 Variable de Entorno</w:t>
+      </w:r>
+    </w:p>
+    <w:p>
+      <w:pPr>
+        <w:pStyle w:val="SourceCode"/>
+      </w:pPr>
+      <w:r>
+        <w:rPr>
+          <w:rStyle w:val="CommentTok"/>
+        </w:rPr>
+        <w:t xml:space="preserve"># En Fish</w:t>
+      </w:r>
+      <w:r>
+        <w:br/>
+      </w:r>
+      <w:r>
+        <w:rPr>
+          <w:rStyle w:val="BuiltInTok"/>
+        </w:rPr>
+        <w:t xml:space="preserve">set</w:t>
+      </w:r>
+      <w:r>
+        <w:rPr>
+          <w:rStyle w:val="NormalTok"/>
+        </w:rPr>
+        <w:t xml:space="preserve"> </w:t>
+      </w:r>
+      <w:r>
+        <w:rPr>
+          <w:rStyle w:val="AttributeTok"/>
+        </w:rPr>
+        <w:t xml:space="preserve">-gx</w:t>
+      </w:r>
+      <w:r>
+        <w:rPr>
+          <w:rStyle w:val="NormalTok"/>
+        </w:rPr>
+        <w:t xml:space="preserve"> ANDROID_SERIAL 0123456789ABCDEF</w:t>
+      </w:r>
+      <w:r>
+        <w:br/>
+      </w:r>
+      <w:r>
+        <w:rPr>
+          <w:rStyle w:val="ExtensionTok"/>
+        </w:rPr>
+        <w:t xml:space="preserve">scrcpy</w:t>
+      </w:r>
+      <w:r>
+        <w:br/>
+      </w:r>
+      <w:r>
+        <w:br/>
+      </w:r>
+      <w:r>
+        <w:rPr>
+          <w:rStyle w:val="CommentTok"/>
+        </w:rPr>
+        <w:t xml:space="preserve"># En Bash/Zsh</w:t>
+      </w:r>
+      <w:r>
+        <w:br/>
+      </w:r>
+      <w:r>
+        <w:rPr>
+          <w:rStyle w:val="BuiltInTok"/>
+        </w:rPr>
+        <w:t xml:space="preserve">export</w:t>
+      </w:r>
+      <w:r>
+        <w:rPr>
+          <w:rStyle w:val="NormalTok"/>
+        </w:rPr>
+        <w:t xml:space="preserve"> </w:t>
+      </w:r>
+      <w:r>
+        <w:rPr>
+          <w:rStyle w:val="VariableTok"/>
+        </w:rPr>
+        <w:t xml:space="preserve">ANDROID_SERIAL</w:t>
+      </w:r>
+      <w:r>
+        <w:rPr>
+          <w:rStyle w:val="OperatorTok"/>
+        </w:rPr>
+        <w:t xml:space="preserve">=</w:t>
+      </w:r>
+      <w:r>
+        <w:rPr>
+          <w:rStyle w:val="NormalTok"/>
+        </w:rPr>
+        <w:t xml:space="preserve">0123456789ABCDEF</w:t>
+      </w:r>
+      <w:r>
+        <w:br/>
+      </w:r>
+      <w:r>
+        <w:rPr>
+          <w:rStyle w:val="ExtensionTok"/>
+        </w:rPr>
+        <w:t xml:space="preserve">scrcpy</w:t>
+      </w:r>
+    </w:p>
+    <w:bookmarkEnd w:id="56"/>
+    <w:bookmarkEnd w:id="57"/>
+    <w:bookmarkStart w:id="68" w:name="control-de-video"/>
     <w:p>
       <w:pPr>
         <w:pStyle w:val="Heading1"/>
@@ -4541,7 +4541,7 @@
         <w:t xml:space="preserve">8. Control de Video</w:t>
       </w:r>
     </w:p>
-    <w:bookmarkStart w:id="59" w:name="resolución-y-calidad"/>
+    <w:bookmarkStart w:id="61" w:name="resolución-y-calidad"/>
     <w:p>
       <w:pPr>
         <w:pStyle w:val="Heading2"/>
@@ -4550,7 +4550,7 @@
         <w:t xml:space="preserve">8.1 Resolución y Calidad</w:t>
       </w:r>
     </w:p>
-    <w:bookmarkStart w:id="56" w:name="limitar-resolución"/>
+    <w:bookmarkStart w:id="58" w:name="limitar-resolución"/>
     <w:p>
       <w:pPr>
         <w:pStyle w:val="Heading3"/>
@@ -4765,8 +4765,8 @@
         <w:t xml:space="preserve">La otra dimensión se calcula automáticamente manteniendo la relación de aspecto.</w:t>
       </w:r>
     </w:p>
-    <w:bookmarkEnd w:id="56"/>
-    <w:bookmarkStart w:id="57" w:name="tasa-de-bits"/>
+    <w:bookmarkEnd w:id="58"/>
+    <w:bookmarkStart w:id="59" w:name="tasa-de-bits"/>
     <w:p>
       <w:pPr>
         <w:pStyle w:val="Heading3"/>
@@ -4996,8 +4996,8 @@
         <w:t xml:space="preserve"># Alta calidad</w:t>
       </w:r>
     </w:p>
-    <w:bookmarkEnd w:id="57"/>
-    <w:bookmarkStart w:id="58" w:name="tasa-de-fotogramas"/>
+    <w:bookmarkEnd w:id="59"/>
+    <w:bookmarkStart w:id="60" w:name="tasa-de-fotogramas"/>
     <w:p>
       <w:pPr>
         <w:pStyle w:val="Heading3"/>
@@ -5188,9 +5188,9 @@
         <w:t xml:space="preserve"># Presionar MOD+i (Alt+i o Super+i)</w:t>
       </w:r>
     </w:p>
-    <w:bookmarkEnd w:id="58"/>
-    <w:bookmarkEnd w:id="59"/>
-    <w:bookmarkStart w:id="60" w:name="códec-de-video"/>
+    <w:bookmarkEnd w:id="60"/>
+    <w:bookmarkEnd w:id="61"/>
+    <w:bookmarkStart w:id="62" w:name="códec-de-video"/>
     <w:p>
       <w:pPr>
         <w:pStyle w:val="Heading2"/>
@@ -5438,8 +5438,8 @@
         <w:t xml:space="preserve">Mejor compresión, pero pocos dispositivos lo soportan</w:t>
       </w:r>
     </w:p>
-    <w:bookmarkEnd w:id="60"/>
-    <w:bookmarkStart w:id="61" w:name="orientación-de-pantalla"/>
+    <w:bookmarkEnd w:id="62"/>
+    <w:bookmarkStart w:id="63" w:name="orientación-de-pantalla"/>
     <w:p>
       <w:pPr>
         <w:pStyle w:val="Heading2"/>
@@ -5768,8 +5768,8 @@
         <w:t xml:space="preserve"># Rotar 23° horario</w:t>
       </w:r>
     </w:p>
-    <w:bookmarkEnd w:id="61"/>
-    <w:bookmarkStart w:id="62" w:name="recorte-de-pantalla"/>
+    <w:bookmarkEnd w:id="63"/>
+    <w:bookmarkStart w:id="64" w:name="recorte-de-pantalla"/>
     <w:p>
       <w:pPr>
         <w:pStyle w:val="Heading2"/>
@@ -5879,8 +5879,8 @@
         <w:t xml:space="preserve"># Para un dispositivo 1080x1920</w:t>
       </w:r>
     </w:p>
-    <w:bookmarkEnd w:id="62"/>
-    <w:bookmarkStart w:id="63" w:name="bufferización"/>
+    <w:bookmarkEnd w:id="64"/>
+    <w:bookmarkStart w:id="65" w:name="bufferización"/>
     <w:p>
       <w:pPr>
         <w:pStyle w:val="Heading2"/>
@@ -5999,8 +5999,8 @@
         <w:t xml:space="preserve">scrcpy</w:t>
       </w:r>
     </w:p>
-    <w:bookmarkEnd w:id="63"/>
-    <w:bookmarkStart w:id="64" w:name="sin-reproducción-de-video"/>
+    <w:bookmarkEnd w:id="65"/>
+    <w:bookmarkStart w:id="66" w:name="sin-reproducción-de-video"/>
     <w:p>
       <w:pPr>
         <w:pStyle w:val="Heading2"/>
@@ -6122,8 +6122,8 @@
         <w:t xml:space="preserve">archivo.mp4</w:t>
       </w:r>
     </w:p>
-    <w:bookmarkEnd w:id="64"/>
-    <w:bookmarkStart w:id="65" w:name="pantalla-virtual"/>
+    <w:bookmarkEnd w:id="66"/>
+    <w:bookmarkStart w:id="67" w:name="pantalla-virtual"/>
     <w:p>
       <w:pPr>
         <w:pStyle w:val="Heading2"/>
@@ -6353,9 +6353,9 @@
         <w:t xml:space="preserve">org.mozilla.firefox</w:t>
       </w:r>
     </w:p>
-    <w:bookmarkEnd w:id="65"/>
-    <w:bookmarkEnd w:id="66"/>
-    <w:bookmarkStart w:id="73" w:name="control-de-audio"/>
+    <w:bookmarkEnd w:id="67"/>
+    <w:bookmarkEnd w:id="68"/>
+    <w:bookmarkStart w:id="75" w:name="control-de-audio"/>
     <w:p>
       <w:pPr>
         <w:pStyle w:val="Heading1"/>
@@ -6364,7 +6364,7 @@
         <w:t xml:space="preserve">9. Control de Audio</w:t>
       </w:r>
     </w:p>
-    <w:bookmarkStart w:id="67" w:name="habilitardeshabilitar-audio"/>
+    <w:bookmarkStart w:id="69" w:name="habilitardeshabilitar-audio"/>
     <w:p>
       <w:pPr>
         <w:pStyle w:val="Heading2"/>
@@ -6495,8 +6495,8 @@
         <w:t xml:space="preserve"># implica --no-video --no-control</w:t>
       </w:r>
     </w:p>
-    <w:bookmarkEnd w:id="67"/>
-    <w:bookmarkStart w:id="68" w:name="fuente-de-audio"/>
+    <w:bookmarkEnd w:id="69"/>
+    <w:bookmarkStart w:id="70" w:name="fuente-de-audio"/>
     <w:p>
       <w:pPr>
         <w:pStyle w:val="Heading2"/>
@@ -6977,8 +6977,8 @@
         <w:t xml:space="preserve">grabacion.opus</w:t>
       </w:r>
     </w:p>
-    <w:bookmarkEnd w:id="68"/>
-    <w:bookmarkStart w:id="69" w:name="duplicación-de-audio-android-13"/>
+    <w:bookmarkEnd w:id="70"/>
+    <w:bookmarkStart w:id="71" w:name="duplicación-de-audio-android-13"/>
     <w:p>
       <w:pPr>
         <w:pStyle w:val="Heading2"/>
@@ -7070,8 +7070,8 @@
         <w:t xml:space="preserve">--audio-dup</w:t>
       </w:r>
     </w:p>
-    <w:bookmarkEnd w:id="69"/>
-    <w:bookmarkStart w:id="70" w:name="códec-de-audio"/>
+    <w:bookmarkEnd w:id="71"/>
+    <w:bookmarkStart w:id="72" w:name="códec-de-audio"/>
     <w:p>
       <w:pPr>
         <w:pStyle w:val="Heading2"/>
@@ -7373,8 +7373,8 @@
         <w:t xml:space="preserve">flac-compression-level=8</w:t>
       </w:r>
     </w:p>
-    <w:bookmarkEnd w:id="70"/>
-    <w:bookmarkStart w:id="71" w:name="bitrate-de-audio"/>
+    <w:bookmarkEnd w:id="72"/>
+    <w:bookmarkStart w:id="73" w:name="bitrate-de-audio"/>
     <w:p>
       <w:pPr>
         <w:pStyle w:val="Heading2"/>
@@ -7505,8 +7505,8 @@
         <w:t xml:space="preserve"># Alta calidad</w:t>
       </w:r>
     </w:p>
-    <w:bookmarkEnd w:id="71"/>
-    <w:bookmarkStart w:id="72" w:name="bufferización-de-audio"/>
+    <w:bookmarkEnd w:id="73"/>
+    <w:bookmarkStart w:id="74" w:name="bufferización-de-audio"/>
     <w:p>
       <w:pPr>
         <w:pStyle w:val="Heading2"/>
@@ -7697,9 +7697,9 @@
         <w:t xml:space="preserve">10</w:t>
       </w:r>
     </w:p>
-    <w:bookmarkEnd w:id="72"/>
-    <w:bookmarkEnd w:id="73"/>
-    <w:bookmarkStart w:id="83" w:name="grabación-de-pantalla"/>
+    <w:bookmarkEnd w:id="74"/>
+    <w:bookmarkEnd w:id="75"/>
+    <w:bookmarkStart w:id="85" w:name="grabación-de-pantalla"/>
     <w:p>
       <w:pPr>
         <w:pStyle w:val="Heading1"/>
@@ -7708,7 +7708,7 @@
         <w:t xml:space="preserve">10. Grabación de Pantalla</w:t>
       </w:r>
     </w:p>
-    <w:bookmarkStart w:id="74" w:name="grabación-básica"/>
+    <w:bookmarkStart w:id="76" w:name="grabación-básica"/>
     <w:p>
       <w:pPr>
         <w:pStyle w:val="Heading2"/>
@@ -8097,8 +8097,8 @@
         <w:t xml:space="preserve">audio.wav</w:t>
       </w:r>
     </w:p>
-    <w:bookmarkEnd w:id="74"/>
-    <w:bookmarkStart w:id="75" w:name="formatos-disponibles"/>
+    <w:bookmarkEnd w:id="76"/>
+    <w:bookmarkStart w:id="77" w:name="formatos-disponibles"/>
     <w:p>
       <w:pPr>
         <w:pStyle w:val="Heading2"/>
@@ -8448,8 +8448,8 @@
         <w:t xml:space="preserve">mkv</w:t>
       </w:r>
     </w:p>
-    <w:bookmarkEnd w:id="75"/>
-    <w:bookmarkStart w:id="76" w:name="grabación-sin-reproducción"/>
+    <w:bookmarkEnd w:id="77"/>
+    <w:bookmarkStart w:id="78" w:name="grabación-sin-reproducción"/>
     <w:p>
       <w:pPr>
         <w:pStyle w:val="Heading2"/>
@@ -8637,8 +8637,8 @@
         <w:t xml:space="preserve">archivo.mp4</w:t>
       </w:r>
     </w:p>
-    <w:bookmarkEnd w:id="76"/>
-    <w:bookmarkStart w:id="77" w:name="límite-de-tiempo"/>
+    <w:bookmarkEnd w:id="78"/>
+    <w:bookmarkStart w:id="79" w:name="límite-de-tiempo"/>
     <w:p>
       <w:pPr>
         <w:pStyle w:val="Heading2"/>
@@ -8760,8 +8760,8 @@
         <w:t xml:space="preserve"># Duplicar por 30 segundos y cerrar</w:t>
       </w:r>
     </w:p>
-    <w:bookmarkEnd w:id="77"/>
-    <w:bookmarkStart w:id="82" w:name="ejemplos-de-grabación-profesional"/>
+    <w:bookmarkEnd w:id="79"/>
+    <w:bookmarkStart w:id="84" w:name="ejemplos-de-grabación-profesional"/>
     <w:p>
       <w:pPr>
         <w:pStyle w:val="Heading2"/>
@@ -8770,7 +8770,7 @@
         <w:t xml:space="preserve">10.5 Ejemplos de Grabación Profesional</w:t>
       </w:r>
     </w:p>
-    <w:bookmarkStart w:id="78" w:name="tutorial-de-app-móvil-alta-calidad"/>
+    <w:bookmarkStart w:id="80" w:name="tutorial-de-app-móvil-alta-calidad"/>
     <w:p>
       <w:pPr>
         <w:pStyle w:val="Heading3"/>
@@ -8910,8 +8910,8 @@
         <w:t xml:space="preserve">tutorial-app.mp4</w:t>
       </w:r>
     </w:p>
-    <w:bookmarkEnd w:id="78"/>
-    <w:bookmarkStart w:id="79" w:name="presentación-académica-balance"/>
+    <w:bookmarkEnd w:id="80"/>
+    <w:bookmarkStart w:id="81" w:name="presentación-académica-balance"/>
     <w:p>
       <w:pPr>
         <w:pStyle w:val="Heading3"/>
@@ -9066,8 +9066,8 @@
         <w:t xml:space="preserve">presentacion.mkv</w:t>
       </w:r>
     </w:p>
-    <w:bookmarkEnd w:id="79"/>
-    <w:bookmarkStart w:id="80" w:name="grabación-de-podcast-solo-audio"/>
+    <w:bookmarkEnd w:id="81"/>
+    <w:bookmarkStart w:id="82" w:name="grabación-de-podcast-solo-audio"/>
     <w:p>
       <w:pPr>
         <w:pStyle w:val="Heading3"/>
@@ -9231,8 +9231,8 @@
         <w:t xml:space="preserve">podcast.opus</w:t>
       </w:r>
     </w:p>
-    <w:bookmarkEnd w:id="80"/>
-    <w:bookmarkStart w:id="81" w:name="X0550993780f21ebf32b549fdb0783b2454f5e6b"/>
+    <w:bookmarkEnd w:id="82"/>
+    <w:bookmarkStart w:id="83" w:name="X0550993780f21ebf32b549fdb0783b2454f5e6b"/>
     <w:p>
       <w:pPr>
         <w:pStyle w:val="Heading3"/>
@@ -9403,10 +9403,10 @@
         </w:pict>
       </w:r>
     </w:p>
-    <w:bookmarkEnd w:id="81"/>
-    <w:bookmarkEnd w:id="82"/>
     <w:bookmarkEnd w:id="83"/>
-    <w:bookmarkStart w:id="85" w:name="atajos-de-teclado"/>
+    <w:bookmarkEnd w:id="84"/>
+    <w:bookmarkEnd w:id="85"/>
+    <w:bookmarkStart w:id="87" w:name="atajos-de-teclado"/>
     <w:p>
       <w:pPr>
         <w:pStyle w:val="Heading1"/>
@@ -9564,7 +9564,7 @@
         <w:t xml:space="preserve">lctrl,lsuper</w:t>
       </w:r>
     </w:p>
-    <w:bookmarkStart w:id="84" w:name="tabla-de-atajos"/>
+    <w:bookmarkStart w:id="86" w:name="tabla-de-atajos"/>
     <w:p>
       <w:pPr>
         <w:pStyle w:val="Heading2"/>
@@ -10876,9 +10876,9 @@
         </w:pict>
       </w:r>
     </w:p>
-    <w:bookmarkEnd w:id="84"/>
-    <w:bookmarkEnd w:id="85"/>
-    <w:bookmarkStart w:id="92" w:name="casos-de-uso-profesionales"/>
+    <w:bookmarkEnd w:id="86"/>
+    <w:bookmarkEnd w:id="87"/>
+    <w:bookmarkStart w:id="94" w:name="casos-de-uso-profesionales"/>
     <w:p>
       <w:pPr>
         <w:pStyle w:val="Heading1"/>
@@ -10887,7 +10887,7 @@
         <w:t xml:space="preserve">12. Casos de Uso Profesionales</w:t>
       </w:r>
     </w:p>
-    <w:bookmarkStart w:id="86" w:name="X2004f71383705b79e77e90d65845cd4d0816064"/>
+    <w:bookmarkStart w:id="88" w:name="X2004f71383705b79e77e90d65845cd4d0816064"/>
     <w:p>
       <w:pPr>
         <w:pStyle w:val="Heading2"/>
@@ -11240,8 +11240,8 @@
         <w:t xml:space="preserve">: Pantalla completa</w:t>
       </w:r>
     </w:p>
-    <w:bookmarkEnd w:id="86"/>
-    <w:bookmarkStart w:id="87" w:name="X027bed452fabe1fd02fc28099ffa92aaf41e16b"/>
+    <w:bookmarkEnd w:id="88"/>
+    <w:bookmarkStart w:id="89" w:name="X027bed452fabe1fd02fc28099ffa92aaf41e16b"/>
     <w:p>
       <w:pPr>
         <w:pStyle w:val="Heading2"/>
@@ -11669,8 +11669,8 @@
         <w:t xml:space="preserve">: No se apaga durante grabación</w:t>
       </w:r>
     </w:p>
-    <w:bookmarkEnd w:id="87"/>
-    <w:bookmarkStart w:id="88" w:name="caso-3-demostración-en-vivo-con-webcam"/>
+    <w:bookmarkEnd w:id="89"/>
+    <w:bookmarkStart w:id="90" w:name="caso-3-demostración-en-vivo-con-webcam"/>
     <w:p>
       <w:pPr>
         <w:pStyle w:val="Heading2"/>
@@ -11902,8 +11902,8 @@
         <w:t xml:space="preserve">en Zoom, Google Meet, etc.</w:t>
       </w:r>
     </w:p>
-    <w:bookmarkEnd w:id="88"/>
-    <w:bookmarkStart w:id="89" w:name="Xd7dd63bf4ea339668f4b60fa3843ebab9e23f95"/>
+    <w:bookmarkEnd w:id="90"/>
+    <w:bookmarkStart w:id="91" w:name="Xd7dd63bf4ea339668f4b60fa3843ebab9e23f95"/>
     <w:p>
       <w:pPr>
         <w:pStyle w:val="Heading2"/>
@@ -12028,8 +12028,8 @@
         <w:t xml:space="preserve">30</w:t>
       </w:r>
     </w:p>
-    <w:bookmarkEnd w:id="89"/>
-    <w:bookmarkStart w:id="90" w:name="X45cb030b0432592da690b1abaacf46a4818a555"/>
+    <w:bookmarkEnd w:id="91"/>
+    <w:bookmarkStart w:id="92" w:name="X45cb030b0432592da690b1abaacf46a4818a555"/>
     <w:p>
       <w:pPr>
         <w:pStyle w:val="Heading2"/>
@@ -12292,8 +12292,8 @@
         <w:t xml:space="preserve"> fps=1/5 captura_%04d.png</w:t>
       </w:r>
     </w:p>
-    <w:bookmarkEnd w:id="90"/>
-    <w:bookmarkStart w:id="91" w:name="caso-6-podcastentrevista-con-audio-móvil"/>
+    <w:bookmarkEnd w:id="92"/>
+    <w:bookmarkStart w:id="93" w:name="caso-6-podcastentrevista-con-audio-móvil"/>
     <w:p>
       <w:pPr>
         <w:pStyle w:val="Heading2"/>
@@ -12545,9 +12545,9 @@
         </w:pict>
       </w:r>
     </w:p>
-    <w:bookmarkEnd w:id="91"/>
-    <w:bookmarkEnd w:id="92"/>
-    <w:bookmarkStart w:id="101" w:name="troubleshooting"/>
+    <w:bookmarkEnd w:id="93"/>
+    <w:bookmarkEnd w:id="94"/>
+    <w:bookmarkStart w:id="103" w:name="troubleshooting"/>
     <w:p>
       <w:pPr>
         <w:pStyle w:val="Heading1"/>
@@ -12556,7 +12556,7 @@
         <w:t xml:space="preserve">13. Troubleshooting</w:t>
       </w:r>
     </w:p>
-    <w:bookmarkStart w:id="93" w:name="problema-1-no-se-detecta-el-dispositivo"/>
+    <w:bookmarkStart w:id="95" w:name="problema-1-no-se-detecta-el-dispositivo"/>
     <w:p>
       <w:pPr>
         <w:pStyle w:val="Heading2"/>
@@ -12848,8 +12848,8 @@
         <w:t xml:space="preserve"> adb devices</w:t>
       </w:r>
     </w:p>
-    <w:bookmarkEnd w:id="93"/>
-    <w:bookmarkStart w:id="94" w:name="X7f76c78cab97dd1b9d8d3b5fc5a88d5a318b3a9"/>
+    <w:bookmarkEnd w:id="95"/>
+    <w:bookmarkStart w:id="96" w:name="X7f76c78cab97dd1b9d8d3b5fc5a88d5a318b3a9"/>
     <w:p>
       <w:pPr>
         <w:pStyle w:val="Heading2"/>
@@ -13034,8 +13034,8 @@
         <w:t xml:space="preserve">scrcpy</w:t>
       </w:r>
     </w:p>
-    <w:bookmarkEnd w:id="94"/>
-    <w:bookmarkStart w:id="95" w:name="X650a544cb36a6bed3f94d7cbaef6afe16913f1e"/>
+    <w:bookmarkEnd w:id="96"/>
+    <w:bookmarkStart w:id="97" w:name="X650a544cb36a6bed3f94d7cbaef6afe16913f1e"/>
     <w:p>
       <w:pPr>
         <w:pStyle w:val="Heading2"/>
@@ -13322,8 +13322,8 @@
         <w:t xml:space="preserve">-version</w:t>
       </w:r>
     </w:p>
-    <w:bookmarkEnd w:id="95"/>
-    <w:bookmarkStart w:id="96" w:name="problema-4-audio-entrecortado-o-robótico"/>
+    <w:bookmarkEnd w:id="97"/>
+    <w:bookmarkStart w:id="98" w:name="problema-4-audio-entrecortado-o-robótico"/>
     <w:p>
       <w:pPr>
         <w:pStyle w:val="Heading2"/>
@@ -13559,8 +13559,8 @@
         <w:t xml:space="preserve"># 5. Conexión por cable (en lugar de WiFi)</w:t>
       </w:r>
     </w:p>
-    <w:bookmarkEnd w:id="96"/>
-    <w:bookmarkStart w:id="97" w:name="problema-5-latencia-alta-en-wifi"/>
+    <w:bookmarkEnd w:id="98"/>
+    <w:bookmarkStart w:id="99" w:name="problema-5-latencia-alta-en-wifi"/>
     <w:p>
       <w:pPr>
         <w:pStyle w:val="Heading2"/>
@@ -13778,8 +13778,8 @@
         <w:t xml:space="preserve"># 5. Reducir interferencias (cerrar otras apps de red)</w:t>
       </w:r>
     </w:p>
-    <w:bookmarkEnd w:id="97"/>
-    <w:bookmarkStart w:id="98" w:name="problema-6-no-se-puede-copiarpegar"/>
+    <w:bookmarkEnd w:id="99"/>
+    <w:bookmarkStart w:id="100" w:name="problema-6-no-se-puede-copiarpegar"/>
     <w:p>
       <w:pPr>
         <w:pStyle w:val="Heading2"/>
@@ -13925,8 +13925,8 @@
         <w:t xml:space="preserve"># MOD+Shift+v</w:t>
       </w:r>
     </w:p>
-    <w:bookmarkEnd w:id="98"/>
-    <w:bookmarkStart w:id="99" w:name="X2a5fb6cbe644e67f585a029a81cbd225e6d26d1"/>
+    <w:bookmarkEnd w:id="100"/>
+    <w:bookmarkStart w:id="101" w:name="X2a5fb6cbe644e67f585a029a81cbd225e6d26d1"/>
     <w:p>
       <w:pPr>
         <w:pStyle w:val="Heading2"/>
@@ -14021,8 +14021,8 @@
         <w:t xml:space="preserve">scrcpy</w:t>
       </w:r>
     </w:p>
-    <w:bookmarkEnd w:id="99"/>
-    <w:bookmarkStart w:id="100" w:name="problema-8-otg-no-funciona-en-windows"/>
+    <w:bookmarkEnd w:id="101"/>
+    <w:bookmarkStart w:id="102" w:name="problema-8-otg-no-funciona-en-windows"/>
     <w:p>
       <w:pPr>
         <w:pStyle w:val="Heading2"/>
@@ -14138,9 +14138,9 @@
         <w:t xml:space="preserve"># Nota: En OTG no hay duplicación de pantalla</w:t>
       </w:r>
     </w:p>
-    <w:bookmarkEnd w:id="100"/>
-    <w:bookmarkEnd w:id="101"/>
-    <w:bookmarkStart w:id="110" w:name="comandos-de-referencia-rápida"/>
+    <w:bookmarkEnd w:id="102"/>
+    <w:bookmarkEnd w:id="103"/>
+    <w:bookmarkStart w:id="112" w:name="comandos-de-referencia-rápida"/>
     <w:p>
       <w:pPr>
         <w:pStyle w:val="Heading1"/>
@@ -14149,7 +14149,7 @@
         <w:t xml:space="preserve">14. Comandos de Referencia Rápida</w:t>
       </w:r>
     </w:p>
-    <w:bookmarkStart w:id="102" w:name="uso-general"/>
+    <w:bookmarkStart w:id="104" w:name="uso-general"/>
     <w:p>
       <w:pPr>
         <w:pStyle w:val="Heading2"/>
@@ -14607,8 +14607,8 @@
         <w:t xml:space="preserve">aac</w:t>
       </w:r>
     </w:p>
-    <w:bookmarkEnd w:id="102"/>
-    <w:bookmarkStart w:id="103" w:name="grabación"/>
+    <w:bookmarkEnd w:id="104"/>
+    <w:bookmarkStart w:id="105" w:name="grabación"/>
     <w:p>
       <w:pPr>
         <w:pStyle w:val="Heading2"/>
@@ -14898,8 +14898,8 @@
         <w:t xml:space="preserve">60</w:t>
       </w:r>
     </w:p>
-    <w:bookmarkEnd w:id="103"/>
-    <w:bookmarkStart w:id="104" w:name="audio"/>
+    <w:bookmarkEnd w:id="105"/>
+    <w:bookmarkStart w:id="106" w:name="audio"/>
     <w:p>
       <w:pPr>
         <w:pStyle w:val="Heading2"/>
@@ -15108,8 +15108,8 @@
         <w:t xml:space="preserve">--audio-dup</w:t>
       </w:r>
     </w:p>
-    <w:bookmarkEnd w:id="104"/>
-    <w:bookmarkStart w:id="105" w:name="control"/>
+    <w:bookmarkEnd w:id="106"/>
+    <w:bookmarkStart w:id="107" w:name="control"/>
     <w:p>
       <w:pPr>
         <w:pStyle w:val="Heading2"/>
@@ -15249,8 +15249,8 @@
         <w:t xml:space="preserve">-t</w:t>
       </w:r>
     </w:p>
-    <w:bookmarkEnd w:id="105"/>
-    <w:bookmarkStart w:id="106" w:name="tecladomouse"/>
+    <w:bookmarkEnd w:id="107"/>
+    <w:bookmarkStart w:id="108" w:name="tecladomouse"/>
     <w:p>
       <w:pPr>
         <w:pStyle w:val="Heading2"/>
@@ -15447,8 +15447,8 @@
         <w:t xml:space="preserve"># Con gamepad</w:t>
       </w:r>
     </w:p>
-    <w:bookmarkEnd w:id="106"/>
-    <w:bookmarkStart w:id="107" w:name="pantalla-virtual-1"/>
+    <w:bookmarkEnd w:id="108"/>
+    <w:bookmarkStart w:id="109" w:name="pantalla-virtual-1"/>
     <w:p>
       <w:pPr>
         <w:pStyle w:val="Heading2"/>
@@ -15603,8 +15603,8 @@
         <w:t xml:space="preserve">--no-vd-system-decorations</w:t>
       </w:r>
     </w:p>
-    <w:bookmarkEnd w:id="107"/>
-    <w:bookmarkStart w:id="108" w:name="cámara"/>
+    <w:bookmarkEnd w:id="109"/>
+    <w:bookmarkStart w:id="110" w:name="cámara"/>
     <w:p>
       <w:pPr>
         <w:pStyle w:val="Heading2"/>
@@ -15903,8 +15903,8 @@
         <w:t xml:space="preserve">--no-playback</w:t>
       </w:r>
     </w:p>
-    <w:bookmarkEnd w:id="108"/>
-    <w:bookmarkStart w:id="109" w:name="combinaciones-útiles"/>
+    <w:bookmarkEnd w:id="110"/>
+    <w:bookmarkStart w:id="111" w:name="combinaciones-útiles"/>
     <w:p>
       <w:pPr>
         <w:pStyle w:val="Heading2"/>
@@ -16341,9 +16341,9 @@
         <w:t xml:space="preserve"> grabacion.opus</w:t>
       </w:r>
     </w:p>
-    <w:bookmarkEnd w:id="109"/>
-    <w:bookmarkEnd w:id="110"/>
-    <w:bookmarkStart w:id="113" w:name="configuración-permanente"/>
+    <w:bookmarkEnd w:id="111"/>
+    <w:bookmarkEnd w:id="112"/>
+    <w:bookmarkStart w:id="115" w:name="configuración-permanente"/>
     <w:p>
       <w:pPr>
         <w:pStyle w:val="Heading1"/>
@@ -16352,7 +16352,7 @@
         <w:t xml:space="preserve">15. Configuración Permanente</w:t>
       </w:r>
     </w:p>
-    <w:bookmarkStart w:id="111" w:name="alias-en-fish"/>
+    <w:bookmarkStart w:id="113" w:name="alias-en-fish"/>
     <w:p>
       <w:pPr>
         <w:pStyle w:val="Heading2"/>
@@ -16588,8 +16588,8 @@
         <w:t xml:space="preserve">source ~/.config/fish/config.fish</w:t>
       </w:r>
     </w:p>
-    <w:bookmarkEnd w:id="111"/>
-    <w:bookmarkStart w:id="112" w:name="script-de-conexión-automática"/>
+    <w:bookmarkEnd w:id="113"/>
+    <w:bookmarkStart w:id="114" w:name="script-de-conexión-automática"/>
     <w:p>
       <w:pPr>
         <w:pStyle w:val="Heading2"/>
@@ -17325,9 +17325,9 @@
         <w:t xml:space="preserve">video.mp4</w:t>
       </w:r>
     </w:p>
-    <w:bookmarkEnd w:id="112"/>
-    <w:bookmarkEnd w:id="113"/>
-    <w:bookmarkStart w:id="117" w:name="recursos-adicionales"/>
+    <w:bookmarkEnd w:id="114"/>
+    <w:bookmarkEnd w:id="115"/>
+    <w:bookmarkStart w:id="119" w:name="recursos-adicionales"/>
     <w:p>
       <w:pPr>
         <w:pStyle w:val="Heading1"/>
@@ -17336,7 +17336,7 @@
         <w:t xml:space="preserve">16. Recursos Adicionales</w:t>
       </w:r>
     </w:p>
-    <w:bookmarkStart w:id="114" w:name="documentación-oficial"/>
+    <w:bookmarkStart w:id="116" w:name="documentación-oficial"/>
     <w:p>
       <w:pPr>
         <w:pStyle w:val="Heading2"/>
@@ -17411,8 +17411,8 @@
         <w:t xml:space="preserve">https://github.com/Genymobile/scrcpy/blob/master/FAQ.md</w:t>
       </w:r>
     </w:p>
-    <w:bookmarkEnd w:id="114"/>
-    <w:bookmarkStart w:id="115" w:name="comunidad"/>
+    <w:bookmarkEnd w:id="116"/>
+    <w:bookmarkStart w:id="117" w:name="comunidad"/>
     <w:p>
       <w:pPr>
         <w:pStyle w:val="Heading2"/>
@@ -17465,8 +17465,8 @@
         <w:t xml:space="preserve">https://github.com/Genymobile/scrcpy/issues</w:t>
       </w:r>
     </w:p>
-    <w:bookmarkEnd w:id="115"/>
-    <w:bookmarkStart w:id="116" w:name="herramientas-complementarias"/>
+    <w:bookmarkEnd w:id="117"/>
+    <w:bookmarkStart w:id="118" w:name="herramientas-complementarias"/>
     <w:p>
       <w:pPr>
         <w:pStyle w:val="Heading2"/>
@@ -17598,9 +17598,9 @@
         <w:t xml:space="preserve"> obs-studio</w:t>
       </w:r>
     </w:p>
-    <w:bookmarkEnd w:id="116"/>
-    <w:bookmarkEnd w:id="117"/>
-    <w:bookmarkStart w:id="122" w:name="resumen-de-mejores-prácticas"/>
+    <w:bookmarkEnd w:id="118"/>
+    <w:bookmarkEnd w:id="119"/>
+    <w:bookmarkStart w:id="124" w:name="resumen-de-mejores-prácticas"/>
     <w:p>
       <w:pPr>
         <w:pStyle w:val="Heading1"/>
@@ -17609,7 +17609,7 @@
         <w:t xml:space="preserve">17. Resumen de Mejores Prácticas</w:t>
       </w:r>
     </w:p>
-    <w:bookmarkStart w:id="118" w:name="para-presentaciones"/>
+    <w:bookmarkStart w:id="120" w:name="para-presentaciones"/>
     <w:p>
       <w:pPr>
         <w:pStyle w:val="Heading2"/>
@@ -17707,8 +17707,8 @@
         <w:t xml:space="preserve">-f</w:t>
       </w:r>
     </w:p>
-    <w:bookmarkEnd w:id="118"/>
-    <w:bookmarkStart w:id="119" w:name="para-grabaciones"/>
+    <w:bookmarkEnd w:id="120"/>
+    <w:bookmarkStart w:id="121" w:name="para-grabaciones"/>
     <w:p>
       <w:pPr>
         <w:pStyle w:val="Heading2"/>
@@ -17860,8 +17860,8 @@
         <w:t xml:space="preserve">archivo.mp4</w:t>
       </w:r>
     </w:p>
-    <w:bookmarkEnd w:id="119"/>
-    <w:bookmarkStart w:id="120" w:name="para-control-remoto"/>
+    <w:bookmarkEnd w:id="121"/>
+    <w:bookmarkStart w:id="122" w:name="para-control-remoto"/>
     <w:p>
       <w:pPr>
         <w:pStyle w:val="Heading2"/>
@@ -17959,8 +17959,8 @@
         <w:t xml:space="preserve">30</w:t>
       </w:r>
     </w:p>
-    <w:bookmarkEnd w:id="120"/>
-    <w:bookmarkStart w:id="121" w:name="para-documentación"/>
+    <w:bookmarkEnd w:id="122"/>
+    <w:bookmarkStart w:id="123" w:name="para-documentación"/>
     <w:p>
       <w:pPr>
         <w:pStyle w:val="Heading2"/>
@@ -18040,9 +18040,9 @@
         <w:t xml:space="preserve">doc.mkv</w:t>
       </w:r>
     </w:p>
-    <w:bookmarkEnd w:id="121"/>
-    <w:bookmarkEnd w:id="122"/>
-    <w:bookmarkStart w:id="157" w:name="publicaciones-similares"/>
+    <w:bookmarkEnd w:id="123"/>
+    <w:bookmarkEnd w:id="124"/>
+    <w:bookmarkStart w:id="167" w:name="publicaciones-similares"/>
     <w:p>
       <w:pPr>
         <w:pStyle w:val="Heading1"/>
@@ -18067,11 +18067,11 @@
           <w:numId w:val="1019"/>
         </w:numPr>
       </w:pPr>
-      <w:hyperlink r:id="rId123"/>
-      <w:r>
-        <w:t xml:space="preserve"> </w:t>
-      </w:r>
-      <w:hyperlink r:id="rId124">
+      <w:hyperlink r:id="rId125"/>
+      <w:r>
+        <w:t xml:space="preserve"> </w:t>
+      </w:r>
+      <w:hyperlink r:id="rId126">
         <w:r>
           <w:rPr>
             <w:rStyle w:val="Hyperlink"/>
@@ -18088,11 +18088,11 @@
           <w:numId w:val="1019"/>
         </w:numPr>
       </w:pPr>
-      <w:hyperlink r:id="rId125"/>
-      <w:r>
-        <w:t xml:space="preserve"> </w:t>
-      </w:r>
-      <w:hyperlink r:id="rId126">
+      <w:hyperlink r:id="rId127"/>
+      <w:r>
+        <w:t xml:space="preserve"> </w:t>
+      </w:r>
+      <w:hyperlink r:id="rId128">
         <w:r>
           <w:rPr>
             <w:rStyle w:val="Hyperlink"/>
@@ -18109,11 +18109,11 @@
           <w:numId w:val="1019"/>
         </w:numPr>
       </w:pPr>
-      <w:hyperlink r:id="rId127"/>
-      <w:r>
-        <w:t xml:space="preserve"> </w:t>
-      </w:r>
-      <w:hyperlink r:id="rId128">
+      <w:hyperlink r:id="rId129"/>
+      <w:r>
+        <w:t xml:space="preserve"> </w:t>
+      </w:r>
+      <w:hyperlink r:id="rId130">
         <w:r>
           <w:rPr>
             <w:rStyle w:val="Hyperlink"/>
@@ -18130,16 +18130,16 @@
           <w:numId w:val="1019"/>
         </w:numPr>
       </w:pPr>
-      <w:hyperlink r:id="rId129"/>
-      <w:r>
-        <w:t xml:space="preserve"> </w:t>
-      </w:r>
-      <w:hyperlink r:id="rId130">
+      <w:hyperlink r:id="rId131"/>
+      <w:r>
+        <w:t xml:space="preserve"> </w:t>
+      </w:r>
+      <w:hyperlink r:id="rId132">
         <w:r>
           <w:rPr>
             <w:rStyle w:val="Hyperlink"/>
           </w:rPr>
-          <w:t xml:space="preserve">Usando Apk En Windown 11</w:t>
+          <w:t xml:space="preserve">Scrcpy</w:t>
         </w:r>
       </w:hyperlink>
     </w:p>
@@ -18151,11 +18151,11 @@
           <w:numId w:val="1019"/>
         </w:numPr>
       </w:pPr>
-      <w:hyperlink r:id="rId131"/>
-      <w:r>
-        <w:t xml:space="preserve"> </w:t>
-      </w:r>
-      <w:hyperlink r:id="rId132">
+      <w:hyperlink r:id="rId133"/>
+      <w:r>
+        <w:t xml:space="preserve"> </w:t>
+      </w:r>
+      <w:hyperlink r:id="rId134">
         <w:r>
           <w:rPr>
             <w:rStyle w:val="Hyperlink"/>
@@ -18172,11 +18172,11 @@
           <w:numId w:val="1019"/>
         </w:numPr>
       </w:pPr>
-      <w:hyperlink r:id="rId133"/>
-      <w:r>
-        <w:t xml:space="preserve"> </w:t>
-      </w:r>
-      <w:hyperlink r:id="rId134">
+      <w:hyperlink r:id="rId135"/>
+      <w:r>
+        <w:t xml:space="preserve"> </w:t>
+      </w:r>
+      <w:hyperlink r:id="rId136">
         <w:r>
           <w:rPr>
             <w:rStyle w:val="Hyperlink"/>
@@ -18193,11 +18193,11 @@
           <w:numId w:val="1019"/>
         </w:numPr>
       </w:pPr>
-      <w:hyperlink r:id="rId135"/>
-      <w:r>
-        <w:t xml:space="preserve"> </w:t>
-      </w:r>
-      <w:hyperlink r:id="rId136">
+      <w:hyperlink r:id="rId137"/>
+      <w:r>
+        <w:t xml:space="preserve"> </w:t>
+      </w:r>
+      <w:hyperlink r:id="rId138">
         <w:r>
           <w:rPr>
             <w:rStyle w:val="Hyperlink"/>
@@ -18214,11 +18214,11 @@
           <w:numId w:val="1019"/>
         </w:numPr>
       </w:pPr>
-      <w:hyperlink r:id="rId137"/>
-      <w:r>
-        <w:t xml:space="preserve"> </w:t>
-      </w:r>
-      <w:hyperlink r:id="rId138">
+      <w:hyperlink r:id="rId139"/>
+      <w:r>
+        <w:t xml:space="preserve"> </w:t>
+      </w:r>
+      <w:hyperlink r:id="rId140">
         <w:r>
           <w:rPr>
             <w:rStyle w:val="Hyperlink"/>
@@ -18235,11 +18235,11 @@
           <w:numId w:val="1019"/>
         </w:numPr>
       </w:pPr>
-      <w:hyperlink r:id="rId139"/>
-      <w:r>
-        <w:t xml:space="preserve"> </w:t>
-      </w:r>
-      <w:hyperlink r:id="rId140">
+      <w:hyperlink r:id="rId141"/>
+      <w:r>
+        <w:t xml:space="preserve"> </w:t>
+      </w:r>
+      <w:hyperlink r:id="rId142">
         <w:r>
           <w:rPr>
             <w:rStyle w:val="Hyperlink"/>
@@ -18256,11 +18256,11 @@
           <w:numId w:val="1019"/>
         </w:numPr>
       </w:pPr>
-      <w:hyperlink r:id="rId141"/>
-      <w:r>
-        <w:t xml:space="preserve"> </w:t>
-      </w:r>
-      <w:hyperlink r:id="rId142">
+      <w:hyperlink r:id="rId143"/>
+      <w:r>
+        <w:t xml:space="preserve"> </w:t>
+      </w:r>
+      <w:hyperlink r:id="rId144">
         <w:r>
           <w:rPr>
             <w:rStyle w:val="Hyperlink"/>
@@ -18277,11 +18277,11 @@
           <w:numId w:val="1019"/>
         </w:numPr>
       </w:pPr>
-      <w:hyperlink r:id="rId143"/>
-      <w:r>
-        <w:t xml:space="preserve"> </w:t>
-      </w:r>
-      <w:hyperlink r:id="rId144">
+      <w:hyperlink r:id="rId145"/>
+      <w:r>
+        <w:t xml:space="preserve"> </w:t>
+      </w:r>
+      <w:hyperlink r:id="rId146">
         <w:r>
           <w:rPr>
             <w:rStyle w:val="Hyperlink"/>
@@ -18298,11 +18298,11 @@
           <w:numId w:val="1019"/>
         </w:numPr>
       </w:pPr>
-      <w:hyperlink r:id="rId145"/>
-      <w:r>
-        <w:t xml:space="preserve"> </w:t>
-      </w:r>
-      <w:hyperlink r:id="rId146">
+      <w:hyperlink r:id="rId147"/>
+      <w:r>
+        <w:t xml:space="preserve"> </w:t>
+      </w:r>
+      <w:hyperlink r:id="rId148">
         <w:r>
           <w:rPr>
             <w:rStyle w:val="Hyperlink"/>
@@ -18319,11 +18319,11 @@
           <w:numId w:val="1019"/>
         </w:numPr>
       </w:pPr>
-      <w:hyperlink r:id="rId147"/>
-      <w:r>
-        <w:t xml:space="preserve"> </w:t>
-      </w:r>
-      <w:hyperlink r:id="rId148">
+      <w:hyperlink r:id="rId149"/>
+      <w:r>
+        <w:t xml:space="preserve"> </w:t>
+      </w:r>
+      <w:hyperlink r:id="rId150">
         <w:r>
           <w:rPr>
             <w:rStyle w:val="Hyperlink"/>
@@ -18340,11 +18340,11 @@
           <w:numId w:val="1019"/>
         </w:numPr>
       </w:pPr>
-      <w:hyperlink r:id="rId149"/>
-      <w:r>
-        <w:t xml:space="preserve"> </w:t>
-      </w:r>
-      <w:hyperlink r:id="rId150">
+      <w:hyperlink r:id="rId151"/>
+      <w:r>
+        <w:t xml:space="preserve"> </w:t>
+      </w:r>
+      <w:hyperlink r:id="rId152">
         <w:r>
           <w:rPr>
             <w:rStyle w:val="Hyperlink"/>
@@ -18361,11 +18361,11 @@
           <w:numId w:val="1019"/>
         </w:numPr>
       </w:pPr>
-      <w:hyperlink r:id="rId151"/>
-      <w:r>
-        <w:t xml:space="preserve"> </w:t>
-      </w:r>
-      <w:hyperlink r:id="rId152">
+      <w:hyperlink r:id="rId153"/>
+      <w:r>
+        <w:t xml:space="preserve"> </w:t>
+      </w:r>
+      <w:hyperlink r:id="rId154">
         <w:r>
           <w:rPr>
             <w:rStyle w:val="Hyperlink"/>
@@ -18382,11 +18382,11 @@
           <w:numId w:val="1019"/>
         </w:numPr>
       </w:pPr>
-      <w:hyperlink r:id="rId153"/>
-      <w:r>
-        <w:t xml:space="preserve"> </w:t>
-      </w:r>
-      <w:hyperlink r:id="rId154">
+      <w:hyperlink r:id="rId155"/>
+      <w:r>
+        <w:t xml:space="preserve"> </w:t>
+      </w:r>
+      <w:hyperlink r:id="rId156">
         <w:r>
           <w:rPr>
             <w:rStyle w:val="Hyperlink"/>
@@ -18403,11 +18403,11 @@
           <w:numId w:val="1019"/>
         </w:numPr>
       </w:pPr>
-      <w:hyperlink r:id="rId155"/>
-      <w:r>
-        <w:t xml:space="preserve"> </w:t>
-      </w:r>
-      <w:hyperlink r:id="rId156">
+      <w:hyperlink r:id="rId157"/>
+      <w:r>
+        <w:t xml:space="preserve"> </w:t>
+      </w:r>
+      <w:hyperlink r:id="rId158">
         <w:r>
           <w:rPr>
             <w:rStyle w:val="Hyperlink"/>
@@ -18418,20 +18418,104 @@
     </w:p>
     <w:p>
       <w:pPr>
+        <w:pStyle w:val="Compact"/>
+        <w:numPr>
+          <w:ilvl w:val="0"/>
+          <w:numId w:val="1019"/>
+        </w:numPr>
+      </w:pPr>
+      <w:hyperlink r:id="rId159"/>
+      <w:r>
+        <w:t xml:space="preserve"> </w:t>
+      </w:r>
+      <w:hyperlink r:id="rId160">
+        <w:r>
+          <w:rPr>
+            <w:rStyle w:val="Hyperlink"/>
+          </w:rPr>
+          <w:t xml:space="preserve">Guia De Ranger</w:t>
+        </w:r>
+      </w:hyperlink>
+    </w:p>
+    <w:p>
+      <w:pPr>
+        <w:pStyle w:val="Compact"/>
+        <w:numPr>
+          <w:ilvl w:val="0"/>
+          <w:numId w:val="1019"/>
+        </w:numPr>
+      </w:pPr>
+      <w:hyperlink r:id="rId161"/>
+      <w:r>
+        <w:t xml:space="preserve"> </w:t>
+      </w:r>
+      <w:hyperlink r:id="rId162">
+        <w:r>
+          <w:rPr>
+            <w:rStyle w:val="Hyperlink"/>
+          </w:rPr>
+          <w:t xml:space="preserve">Guia De Kitty Terminal</w:t>
+        </w:r>
+      </w:hyperlink>
+    </w:p>
+    <w:p>
+      <w:pPr>
+        <w:pStyle w:val="Compact"/>
+        <w:numPr>
+          <w:ilvl w:val="0"/>
+          <w:numId w:val="1019"/>
+        </w:numPr>
+      </w:pPr>
+      <w:hyperlink r:id="rId163"/>
+      <w:r>
+        <w:t xml:space="preserve"> </w:t>
+      </w:r>
+      <w:hyperlink r:id="rId164">
+        <w:r>
+          <w:rPr>
+            <w:rStyle w:val="Hyperlink"/>
+          </w:rPr>
+          <w:t xml:space="preserve">Guia De Positron Ide</w:t>
+        </w:r>
+      </w:hyperlink>
+    </w:p>
+    <w:p>
+      <w:pPr>
+        <w:pStyle w:val="Compact"/>
+        <w:numPr>
+          <w:ilvl w:val="0"/>
+          <w:numId w:val="1019"/>
+        </w:numPr>
+      </w:pPr>
+      <w:hyperlink r:id="rId165"/>
+      <w:r>
+        <w:t xml:space="preserve"> </w:t>
+      </w:r>
+      <w:hyperlink r:id="rId166">
+        <w:r>
+          <w:rPr>
+            <w:rStyle w:val="Hyperlink"/>
+          </w:rPr>
+          <w:t xml:space="preserve">Guia De Rsync</w:t>
+        </w:r>
+      </w:hyperlink>
+    </w:p>
+    <w:p>
+      <w:pPr>
         <w:pStyle w:val="FirstParagraph"/>
       </w:pPr>
       <w:r>
         <w:t xml:space="preserve">Esperamos que encuentres estas publicaciones igualmente interesantes y útiles. ¡Disfruta de la lectura!</w:t>
       </w:r>
     </w:p>
-    <w:bookmarkEnd w:id="157"/>
+    <w:bookmarkEnd w:id="167"/>
     <w:sectPr>
-      <w:headerReference r:id="rId9" w:type="even"/>
-      <w:headerReference r:id="rId11" w:type="default"/>
-      <w:footerReference r:id="rId14" w:type="even"/>
-      <w:footerReference r:id="rId13" w:type="default"/>
-      <w:headerReference r:id="rId10" w:type="first"/>
-      <w:footerReference r:id="rId12" w:type="first"/>
+      <w:headerReference r:id="rId8" w:type="even"/>
+      <w:headerReference r:id="rId9" w:type="default"/>
+      <w:footerReference r:id="rId10" w:type="even"/>
+      <w:footerReference r:id="rId11" w:type="default"/>
+      <w:headerReference r:id="rId12" w:type="first"/>
+      <w:footerReference r:id="rId13" w:type="first"/>
       <w:pgSz w:h="15840" w:w="12240"/>
       <w:pgMar w:bottom="1440" w:footer="720" w:gutter="0" w:header="720" w:left="1440" w:right="1440" w:top="1440"/>
       <w:cols w:space="720"/>
